--- a/03_Resources/Verification/Verification_Report_HPS.docx
+++ b/03_Resources/Verification/Verification_Report_HPS.docx
@@ -730,6 +730,12 @@
             <w:pPr>
               <w:jc w:val="left"/>
             </w:pPr>
+            <w:r>
+              <w:rPr>
+                <w:rFonts w:hint="default"/>
+              </w:rPr>
+              <w:t>HPS SoC Bootloader &amp; Linux Device Tree</w:t>
+            </w:r>
           </w:p>
         </w:tc>
       </w:tr>
@@ -901,8 +907,6 @@
               </w:rPr>
               <w:t>Huy</w:t>
             </w:r>
-            <w:bookmarkStart w:id="0" w:name="_GoBack"/>
-            <w:bookmarkEnd w:id="0"/>
           </w:p>
         </w:tc>
       </w:tr>
@@ -965,7 +969,18 @@
           <w:p>
             <w:pPr>
               <w:jc w:val="left"/>
-            </w:pPr>
+              <w:rPr>
+                <w:rFonts w:hint="default"/>
+                <w:lang w:val="en-US"/>
+              </w:rPr>
+            </w:pPr>
+            <w:r>
+              <w:rPr>
+                <w:rFonts w:hint="default"/>
+                <w:lang w:val="en-US"/>
+              </w:rPr>
+              <w:t>06/08/2026</w:t>
+            </w:r>
           </w:p>
         </w:tc>
       </w:tr>
@@ -1209,6 +1224,12 @@
             <w:pPr>
               <w:jc w:val="left"/>
             </w:pPr>
+            <w:r>
+              <w:rPr>
+                <w:rFonts w:hint="default"/>
+              </w:rPr>
+              <w:t>Đảm bảo HPS có thể nạp thành công Device Tree Blob (.dtb) và Boot Script (u-boot.scr) mới được sinh ra từ Platform Designer, khởi động thành công hệ điều hành Linux từ thẻ SD và nhận diện được FPGA</w:t>
+            </w:r>
           </w:p>
         </w:tc>
         <w:tc>
@@ -1226,6 +1247,12 @@
             <w:pPr>
               <w:jc w:val="left"/>
             </w:pPr>
+            <w:r>
+              <w:rPr>
+                <w:rFonts w:hint="default"/>
+              </w:rPr>
+              <w:t>Cắm thẻ SD (đã chép file boot). Bật nguồn board DE10-Standard. Kết nối cổng UART.</w:t>
+            </w:r>
           </w:p>
         </w:tc>
         <w:tc>
@@ -1243,6 +1270,12 @@
             <w:pPr>
               <w:jc w:val="left"/>
             </w:pPr>
+            <w:r>
+              <w:rPr>
+                <w:rFonts w:hint="default"/>
+              </w:rPr>
+              <w:t>Log Tera Term (115200 baud) hiển thị U-Boot đọc thành công script và nạp file .dtb. Nhận diện được FPGA bridge.</w:t>
+            </w:r>
           </w:p>
         </w:tc>
       </w:tr>
@@ -1306,6 +1339,12 @@
             <w:pPr>
               <w:jc w:val="left"/>
             </w:pPr>
+            <w:r>
+              <w:rPr>
+                <w:rFonts w:hint="default"/>
+              </w:rPr>
+              <w:t>Khởi động thành công hệ điều hành Linux từ thẻ SD.</w:t>
+            </w:r>
           </w:p>
         </w:tc>
         <w:tc>
@@ -1323,6 +1362,12 @@
             <w:pPr>
               <w:jc w:val="left"/>
             </w:pPr>
+            <w:r>
+              <w:rPr>
+                <w:rFonts w:hint="default"/>
+              </w:rPr>
+              <w:t>Tiếp nối tiến trình boot của TC-01, nạp file cấu hình phần cứng hps.sof qua Quartus Programmer.</w:t>
+            </w:r>
           </w:p>
         </w:tc>
         <w:tc>
@@ -1340,6 +1385,12 @@
             <w:pPr>
               <w:jc w:val="left"/>
             </w:pPr>
+            <w:r>
+              <w:rPr>
+                <w:rFonts w:hint="default"/>
+              </w:rPr>
+              <w:t>Log Tera Term hiển thị tiến trình load Linux Kernel thành công (không bị kernel panic) và dừng ở dấu nhắc đăng nhập (login prompt).</w:t>
+            </w:r>
           </w:p>
         </w:tc>
       </w:tr>
@@ -1381,9 +1432,9 @@
         </w:tblCellMar>
       </w:tblPr>
       <w:tblGrid>
-        <w:gridCol w:w="4738"/>
-        <w:gridCol w:w="1730"/>
-        <w:gridCol w:w="2532"/>
+        <w:gridCol w:w="4551"/>
+        <w:gridCol w:w="1701"/>
+        <w:gridCol w:w="2748"/>
       </w:tblGrid>
       <w:tr>
         <w:tblPrEx>
@@ -1552,7 +1603,18 @@
           <w:p>
             <w:pPr>
               <w:jc w:val="left"/>
-            </w:pPr>
+              <w:rPr>
+                <w:rFonts w:hint="default"/>
+                <w:lang w:val="en-US"/>
+              </w:rPr>
+            </w:pPr>
+            <w:r>
+              <w:rPr>
+                <w:rFonts w:hint="default"/>
+                <w:lang w:val="en-US"/>
+              </w:rPr>
+              <w:t>N/A</w:t>
+            </w:r>
           </w:p>
         </w:tc>
         <w:tc>
@@ -1570,6 +1632,12 @@
             <w:pPr>
               <w:jc w:val="left"/>
             </w:pPr>
+            <w:r>
+              <w:rPr>
+                <w:rFonts w:hint="default"/>
+              </w:rPr>
+              <w:t>Không áp dụng mô phỏng ModelSim cho quá trình boot hệ điều hành. Chuyển sang test trực tiếp trên board.</w:t>
+            </w:r>
           </w:p>
         </w:tc>
       </w:tr>
@@ -1632,7 +1700,18 @@
           <w:p>
             <w:pPr>
               <w:jc w:val="left"/>
-            </w:pPr>
+              <w:rPr>
+                <w:rFonts w:hint="default"/>
+                <w:lang w:val="en-US"/>
+              </w:rPr>
+            </w:pPr>
+            <w:r>
+              <w:rPr>
+                <w:rFonts w:hint="default"/>
+                <w:lang w:val="en-US"/>
+              </w:rPr>
+              <w:t>N/A</w:t>
+            </w:r>
           </w:p>
         </w:tc>
         <w:tc>
@@ -1650,6 +1729,12 @@
             <w:pPr>
               <w:jc w:val="left"/>
             </w:pPr>
+            <w:r>
+              <w:rPr>
+                <w:rFonts w:hint="default"/>
+              </w:rPr>
+              <w:t>Không áp dụng mô phỏng ModelSim cho quá trình boot hệ điều hành. Chuyển sang test trực tiếp trên board.</w:t>
+            </w:r>
           </w:p>
         </w:tc>
       </w:tr>
@@ -1672,6 +1757,7 @@
         </w:tblPrEx>
         <w:trPr>
           <w:gridAfter w:val="2"/>
+          <w:wAfter w:w="4262" w:type="dxa"/>
         </w:trPr>
         <w:tc>
           <w:tcPr>
@@ -1748,9 +1834,9 @@
         </w:tblCellMar>
       </w:tblPr>
       <w:tblGrid>
-        <w:gridCol w:w="5290"/>
-        <w:gridCol w:w="2491"/>
-        <w:gridCol w:w="1219"/>
+        <w:gridCol w:w="6274"/>
+        <w:gridCol w:w="1966"/>
+        <w:gridCol w:w="760"/>
       </w:tblGrid>
       <w:tr>
         <w:tblPrEx>
@@ -1892,6 +1978,428 @@
             <w:pPr>
               <w:jc w:val="left"/>
             </w:pPr>
+            <w:r>
+              <w:rPr>
+                <w:rFonts w:hint="default"/>
+              </w:rPr>
+              <w:t>Nạp file .sof</w:t>
+            </w:r>
+          </w:p>
+        </w:tc>
+        <w:tc>
+          <w:tcPr>
+            <w:tcW w:w="4200" w:type="dxa"/>
+            <w:tcMar>
+              <w:top w:w="80" w:type="dxa"/>
+              <w:left w:w="100" w:type="dxa"/>
+              <w:bottom w:w="80" w:type="dxa"/>
+              <w:right w:w="100" w:type="dxa"/>
+            </w:tcMar>
+            <w:vAlign w:val="center"/>
+          </w:tcPr>
+          <w:p>
+            <w:pPr>
+              <w:jc w:val="left"/>
+            </w:pPr>
+            <w:r>
+              <w:rPr>
+                <w:rFonts w:hint="default"/>
+              </w:rPr>
+              <w:t>Quartus Programmer báo Progress 100% (Successful). Đèn trạng thái trên board sáng.</w:t>
+            </w:r>
+          </w:p>
+        </w:tc>
+        <w:tc>
+          <w:tcPr>
+            <w:tcW w:w="1800" w:type="dxa"/>
+            <w:tcMar>
+              <w:top w:w="80" w:type="dxa"/>
+              <w:left w:w="100" w:type="dxa"/>
+              <w:bottom w:w="80" w:type="dxa"/>
+              <w:right w:w="100" w:type="dxa"/>
+            </w:tcMar>
+            <w:vAlign w:val="center"/>
+          </w:tcPr>
+          <w:p>
+            <w:pPr>
+              <w:jc w:val="left"/>
+              <w:rPr>
+                <w:rFonts w:ascii="Calibri" w:hAnsi="Calibri" w:eastAsia="Calibri" w:cs="Calibri"/>
+                <w:b w:val="0"/>
+                <w:bCs w:val="0"/>
+                <w:color w:val="000000"/>
+                <w:sz w:val="20"/>
+                <w:szCs w:val="20"/>
+              </w:rPr>
+            </w:pPr>
+            <w:r>
+              <w:rPr>
+                <w:rFonts w:ascii="Calibri" w:hAnsi="Calibri" w:eastAsia="Calibri" w:cs="Calibri"/>
+                <w:b w:val="0"/>
+                <w:bCs w:val="0"/>
+                <w:color w:val="000000"/>
+                <w:sz w:val="20"/>
+                <w:szCs w:val="20"/>
+              </w:rPr>
+              <w:sym w:font="Wingdings" w:char="00FE"/>
+            </w:r>
+          </w:p>
+        </w:tc>
+      </w:tr>
+      <w:tr>
+        <w:tblPrEx>
+          <w:tblBorders>
+            <w:top w:val="single" w:color="auto" w:sz="4" w:space="0"/>
+            <w:left w:val="single" w:color="auto" w:sz="4" w:space="0"/>
+            <w:bottom w:val="single" w:color="auto" w:sz="4" w:space="0"/>
+            <w:right w:val="single" w:color="auto" w:sz="4" w:space="0"/>
+            <w:insideH w:val="single" w:color="auto" w:sz="4" w:space="0"/>
+            <w:insideV w:val="single" w:color="auto" w:sz="4" w:space="0"/>
+          </w:tblBorders>
+          <w:tblCellMar>
+            <w:top w:w="0" w:type="dxa"/>
+            <w:left w:w="10" w:type="dxa"/>
+            <w:bottom w:w="0" w:type="dxa"/>
+            <w:right w:w="10" w:type="dxa"/>
+          </w:tblCellMar>
+        </w:tblPrEx>
+        <w:tc>
+          <w:tcPr>
+            <w:tcW w:w="3000" w:type="dxa"/>
+            <w:tcMar>
+              <w:top w:w="80" w:type="dxa"/>
+              <w:left w:w="100" w:type="dxa"/>
+              <w:bottom w:w="80" w:type="dxa"/>
+              <w:right w:w="100" w:type="dxa"/>
+            </w:tcMar>
+            <w:vAlign w:val="center"/>
+          </w:tcPr>
+          <w:p>
+            <w:pPr>
+              <w:jc w:val="left"/>
+              <w:rPr>
+                <w:rFonts w:hint="default"/>
+              </w:rPr>
+            </w:pPr>
+            <w:r>
+              <w:rPr>
+                <w:rFonts w:hint="default"/>
+              </w:rPr>
+              <w:t>Test U-Boot (TC-01)</w:t>
+            </w:r>
+          </w:p>
+          <w:p>
+            <w:pPr>
+              <w:jc w:val="left"/>
+              <w:rPr>
+                <w:rFonts w:hint="default"/>
+                <w:lang w:val="en-US"/>
+              </w:rPr>
+            </w:pPr>
+            <w:r>
+              <w:rPr>
+                <w:rFonts w:hint="default"/>
+                <w:lang w:val="en-US"/>
+              </w:rPr>
+              <w:drawing>
+                <wp:inline distT="0" distB="0" distL="114300" distR="114300">
+                  <wp:extent cx="3034665" cy="1543685"/>
+                  <wp:effectExtent l="0" t="0" r="13335" b="18415"/>
+                  <wp:docPr id="2" name="Picture 2" descr="Screenshot 2026-08-07 114650"/>
+                  <wp:cNvGraphicFramePr>
+                    <a:graphicFrameLocks xmlns:a="http://schemas.openxmlformats.org/drawingml/2006/main" noChangeAspect="1"/>
+                  </wp:cNvGraphicFramePr>
+                  <a:graphic xmlns:a="http://schemas.openxmlformats.org/drawingml/2006/main">
+                    <a:graphicData uri="http://schemas.openxmlformats.org/drawingml/2006/picture">
+                      <pic:pic xmlns:pic="http://schemas.openxmlformats.org/drawingml/2006/picture">
+                        <pic:nvPicPr>
+                          <pic:cNvPr id="2" name="Picture 2" descr="Screenshot 2026-08-07 114650"/>
+                          <pic:cNvPicPr>
+                            <a:picLocks noChangeAspect="1"/>
+                          </pic:cNvPicPr>
+                        </pic:nvPicPr>
+                        <pic:blipFill>
+                          <a:blip r:embed="rId6"/>
+                          <a:stretch>
+                            <a:fillRect/>
+                          </a:stretch>
+                        </pic:blipFill>
+                        <pic:spPr>
+                          <a:xfrm>
+                            <a:off x="0" y="0"/>
+                            <a:ext cx="3034665" cy="1543685"/>
+                          </a:xfrm>
+                          <a:prstGeom prst="rect">
+                            <a:avLst/>
+                          </a:prstGeom>
+                        </pic:spPr>
+                      </pic:pic>
+                    </a:graphicData>
+                  </a:graphic>
+                </wp:inline>
+              </w:drawing>
+            </w:r>
+          </w:p>
+        </w:tc>
+        <w:tc>
+          <w:tcPr>
+            <w:tcW w:w="4200" w:type="dxa"/>
+            <w:tcMar>
+              <w:top w:w="80" w:type="dxa"/>
+              <w:left w:w="100" w:type="dxa"/>
+              <w:bottom w:w="80" w:type="dxa"/>
+              <w:right w:w="100" w:type="dxa"/>
+            </w:tcMar>
+            <w:vAlign w:val="center"/>
+          </w:tcPr>
+          <w:p>
+            <w:pPr>
+              <w:jc w:val="left"/>
+            </w:pPr>
+            <w:r>
+              <w:rPr>
+                <w:rFonts w:hint="default"/>
+              </w:rPr>
+              <w:t xml:space="preserve">Trên </w:t>
+            </w:r>
+            <w:r>
+              <w:rPr>
+                <w:rFonts w:hint="default"/>
+                <w:lang w:val="en-US"/>
+              </w:rPr>
+              <w:t>Putty</w:t>
+            </w:r>
+            <w:r>
+              <w:rPr>
+                <w:rFonts w:hint="default"/>
+              </w:rPr>
+              <w:t>, U-Boot nhận diện thẻ SD, chạy u-boot.scr và thông báo load thành công soc_system.dtb.</w:t>
+            </w:r>
+          </w:p>
+        </w:tc>
+        <w:tc>
+          <w:tcPr>
+            <w:tcW w:w="1800" w:type="dxa"/>
+            <w:tcMar>
+              <w:top w:w="80" w:type="dxa"/>
+              <w:left w:w="100" w:type="dxa"/>
+              <w:bottom w:w="80" w:type="dxa"/>
+              <w:right w:w="100" w:type="dxa"/>
+            </w:tcMar>
+            <w:vAlign w:val="center"/>
+          </w:tcPr>
+          <w:p>
+            <w:pPr>
+              <w:jc w:val="left"/>
+              <w:rPr>
+                <w:rFonts w:ascii="Calibri" w:hAnsi="Calibri" w:eastAsia="Calibri" w:cs="Calibri"/>
+                <w:b w:val="0"/>
+                <w:bCs w:val="0"/>
+                <w:color w:val="000000"/>
+                <w:sz w:val="20"/>
+                <w:szCs w:val="20"/>
+              </w:rPr>
+            </w:pPr>
+            <w:r>
+              <w:rPr>
+                <w:rFonts w:ascii="Calibri" w:hAnsi="Calibri" w:eastAsia="Calibri" w:cs="Calibri"/>
+                <w:b w:val="0"/>
+                <w:bCs w:val="0"/>
+                <w:color w:val="000000"/>
+                <w:sz w:val="20"/>
+                <w:szCs w:val="20"/>
+              </w:rPr>
+              <w:sym w:font="Wingdings" w:char="00FE"/>
+            </w:r>
+          </w:p>
+        </w:tc>
+      </w:tr>
+      <w:tr>
+        <w:tblPrEx>
+          <w:tblBorders>
+            <w:top w:val="single" w:color="auto" w:sz="4" w:space="0"/>
+            <w:left w:val="single" w:color="auto" w:sz="4" w:space="0"/>
+            <w:bottom w:val="single" w:color="auto" w:sz="4" w:space="0"/>
+            <w:right w:val="single" w:color="auto" w:sz="4" w:space="0"/>
+            <w:insideH w:val="single" w:color="auto" w:sz="4" w:space="0"/>
+            <w:insideV w:val="single" w:color="auto" w:sz="4" w:space="0"/>
+          </w:tblBorders>
+          <w:tblCellMar>
+            <w:top w:w="0" w:type="dxa"/>
+            <w:left w:w="10" w:type="dxa"/>
+            <w:bottom w:w="0" w:type="dxa"/>
+            <w:right w:w="10" w:type="dxa"/>
+          </w:tblCellMar>
+        </w:tblPrEx>
+        <w:tc>
+          <w:tcPr>
+            <w:tcW w:w="3000" w:type="dxa"/>
+            <w:tcMar>
+              <w:top w:w="80" w:type="dxa"/>
+              <w:left w:w="100" w:type="dxa"/>
+              <w:bottom w:w="80" w:type="dxa"/>
+              <w:right w:w="100" w:type="dxa"/>
+            </w:tcMar>
+            <w:vAlign w:val="center"/>
+          </w:tcPr>
+          <w:p>
+            <w:pPr>
+              <w:jc w:val="left"/>
+              <w:rPr>
+                <w:rFonts w:hint="default"/>
+              </w:rPr>
+            </w:pPr>
+            <w:r>
+              <w:rPr>
+                <w:rFonts w:hint="default"/>
+              </w:rPr>
+              <w:t>Test Linux Boot (TC-02)</w:t>
+            </w:r>
+          </w:p>
+          <w:p>
+            <w:pPr>
+              <w:jc w:val="left"/>
+              <w:rPr>
+                <w:rFonts w:hint="default"/>
+              </w:rPr>
+            </w:pPr>
+            <w:r>
+              <w:drawing>
+                <wp:inline distT="0" distB="0" distL="114300" distR="114300">
+                  <wp:extent cx="3562350" cy="2242820"/>
+                  <wp:effectExtent l="0" t="0" r="0" b="5080"/>
+                  <wp:docPr id="3" name="Picture 1"/>
+                  <wp:cNvGraphicFramePr>
+                    <a:graphicFrameLocks xmlns:a="http://schemas.openxmlformats.org/drawingml/2006/main" noChangeAspect="1"/>
+                  </wp:cNvGraphicFramePr>
+                  <a:graphic xmlns:a="http://schemas.openxmlformats.org/drawingml/2006/main">
+                    <a:graphicData uri="http://schemas.openxmlformats.org/drawingml/2006/picture">
+                      <pic:pic xmlns:pic="http://schemas.openxmlformats.org/drawingml/2006/picture">
+                        <pic:nvPicPr>
+                          <pic:cNvPr id="3" name="Picture 1"/>
+                          <pic:cNvPicPr>
+                            <a:picLocks noChangeAspect="1"/>
+                          </pic:cNvPicPr>
+                        </pic:nvPicPr>
+                        <pic:blipFill>
+                          <a:blip r:embed="rId7"/>
+                          <a:stretch>
+                            <a:fillRect/>
+                          </a:stretch>
+                        </pic:blipFill>
+                        <pic:spPr>
+                          <a:xfrm>
+                            <a:off x="0" y="0"/>
+                            <a:ext cx="3562350" cy="2242820"/>
+                          </a:xfrm>
+                          <a:prstGeom prst="rect">
+                            <a:avLst/>
+                          </a:prstGeom>
+                          <a:noFill/>
+                          <a:ln>
+                            <a:noFill/>
+                          </a:ln>
+                        </pic:spPr>
+                      </pic:pic>
+                    </a:graphicData>
+                  </a:graphic>
+                </wp:inline>
+              </w:drawing>
+            </w:r>
+          </w:p>
+        </w:tc>
+        <w:tc>
+          <w:tcPr>
+            <w:tcW w:w="4200" w:type="dxa"/>
+            <w:tcMar>
+              <w:top w:w="80" w:type="dxa"/>
+              <w:left w:w="100" w:type="dxa"/>
+              <w:bottom w:w="80" w:type="dxa"/>
+              <w:right w:w="100" w:type="dxa"/>
+            </w:tcMar>
+            <w:vAlign w:val="center"/>
+          </w:tcPr>
+          <w:p>
+            <w:pPr>
+              <w:jc w:val="left"/>
+            </w:pPr>
+            <w:r>
+              <w:rPr>
+                <w:rFonts w:hint="default"/>
+              </w:rPr>
+              <w:t>Linux Kernel giải nén thành công, chạy các service và xuất hiện màn hình socfpga login:.</w:t>
+            </w:r>
+          </w:p>
+        </w:tc>
+        <w:tc>
+          <w:tcPr>
+            <w:tcW w:w="1800" w:type="dxa"/>
+            <w:tcMar>
+              <w:top w:w="80" w:type="dxa"/>
+              <w:left w:w="100" w:type="dxa"/>
+              <w:bottom w:w="80" w:type="dxa"/>
+              <w:right w:w="100" w:type="dxa"/>
+            </w:tcMar>
+            <w:vAlign w:val="center"/>
+          </w:tcPr>
+          <w:p>
+            <w:pPr>
+              <w:jc w:val="left"/>
+              <w:rPr>
+                <w:rFonts w:ascii="Calibri" w:hAnsi="Calibri" w:eastAsia="Calibri" w:cs="Calibri"/>
+                <w:b w:val="0"/>
+                <w:bCs w:val="0"/>
+                <w:color w:val="000000"/>
+                <w:sz w:val="20"/>
+                <w:szCs w:val="20"/>
+              </w:rPr>
+            </w:pPr>
+            <w:r>
+              <w:rPr>
+                <w:rFonts w:ascii="Calibri" w:hAnsi="Calibri" w:eastAsia="Calibri" w:cs="Calibri"/>
+                <w:b w:val="0"/>
+                <w:bCs w:val="0"/>
+                <w:color w:val="000000"/>
+                <w:sz w:val="20"/>
+                <w:szCs w:val="20"/>
+              </w:rPr>
+              <w:sym w:font="Wingdings" w:char="00FE"/>
+            </w:r>
+          </w:p>
+        </w:tc>
+      </w:tr>
+      <w:tr>
+        <w:tblPrEx>
+          <w:tblBorders>
+            <w:top w:val="single" w:color="auto" w:sz="4" w:space="0"/>
+            <w:left w:val="single" w:color="auto" w:sz="4" w:space="0"/>
+            <w:bottom w:val="single" w:color="auto" w:sz="4" w:space="0"/>
+            <w:right w:val="single" w:color="auto" w:sz="4" w:space="0"/>
+            <w:insideH w:val="single" w:color="auto" w:sz="4" w:space="0"/>
+            <w:insideV w:val="single" w:color="auto" w:sz="4" w:space="0"/>
+          </w:tblBorders>
+          <w:tblCellMar>
+            <w:top w:w="0" w:type="dxa"/>
+            <w:left w:w="10" w:type="dxa"/>
+            <w:bottom w:w="0" w:type="dxa"/>
+            <w:right w:w="10" w:type="dxa"/>
+          </w:tblCellMar>
+        </w:tblPrEx>
+        <w:tc>
+          <w:tcPr>
+            <w:tcW w:w="3000" w:type="dxa"/>
+            <w:tcMar>
+              <w:top w:w="80" w:type="dxa"/>
+              <w:left w:w="100" w:type="dxa"/>
+              <w:bottom w:w="80" w:type="dxa"/>
+              <w:right w:w="100" w:type="dxa"/>
+            </w:tcMar>
+            <w:vAlign w:val="center"/>
+          </w:tcPr>
+          <w:p>
+            <w:pPr>
+              <w:jc w:val="left"/>
+            </w:pPr>
           </w:p>
         </w:tc>
         <w:tc>
@@ -1959,6 +2467,7 @@
         </w:tblPrEx>
         <w:trPr>
           <w:gridAfter w:val="2"/>
+          <w:wAfter w:w="3710" w:type="dxa"/>
         </w:trPr>
         <w:tc>
           <w:tcPr>
@@ -2028,7 +2537,34 @@
           <w:sz w:val="21"/>
           <w:szCs w:val="21"/>
         </w:rPr>
-        <w:t>☐ Module/project đạt yêu cầu, sẵn sàng đưa vào Handbook chính thức    ☐ Cần bổ sung test case    ☐ Có lỗi cần sửa RTL</w:t>
+        <w:sym w:font="Wingdings" w:char="00FE"/>
+      </w:r>
+      <w:r>
+        <w:rPr>
+          <w:rFonts w:hint="default" w:cs="Calibri"/>
+          <w:b w:val="0"/>
+          <w:bCs w:val="0"/>
+          <w:i w:val="0"/>
+          <w:iCs w:val="0"/>
+          <w:color w:val="000000"/>
+          <w:sz w:val="21"/>
+          <w:szCs w:val="21"/>
+          <w:lang w:val="en-US"/>
+        </w:rPr>
+        <w:t xml:space="preserve"> </w:t>
+      </w:r>
+      <w:r>
+        <w:rPr>
+          <w:rFonts w:ascii="Calibri" w:hAnsi="Calibri" w:eastAsia="Calibri" w:cs="Calibri"/>
+          <w:b w:val="0"/>
+          <w:bCs w:val="0"/>
+          <w:i w:val="0"/>
+          <w:iCs w:val="0"/>
+          <w:color w:val="000000"/>
+          <w:sz w:val="21"/>
+          <w:szCs w:val="21"/>
+        </w:rPr>
+        <w:t>Module/project đạt yêu cầu, sẵn sàng đưa vào Handbook chính thức    ☐ Cần bổ sung test case    ☐ Có lỗi cần sửa RTL</w:t>
       </w:r>
     </w:p>
     <w:p>
@@ -2351,7 +2887,7 @@
     <w:lsdException w:unhideWhenUsed="0" w:uiPriority="0" w:semiHidden="0" w:name="line number"/>
     <w:lsdException w:unhideWhenUsed="0" w:uiPriority="0" w:semiHidden="0" w:name="page number"/>
     <w:lsdException w:qFormat="1" w:uiPriority="99" w:name="endnote reference"/>
-    <w:lsdException w:uiPriority="99" w:name="endnote text"/>
+    <w:lsdException w:qFormat="1" w:uiPriority="99" w:name="endnote text"/>
     <w:lsdException w:unhideWhenUsed="0" w:uiPriority="0" w:semiHidden="0" w:name="table of authorities"/>
     <w:lsdException w:unhideWhenUsed="0" w:uiPriority="0" w:semiHidden="0" w:name="macro"/>
     <w:lsdException w:unhideWhenUsed="0" w:uiPriority="0" w:semiHidden="0" w:name="toa heading"/>
@@ -2373,7 +2909,7 @@
     <w:lsdException w:qFormat="1" w:unhideWhenUsed="0" w:uiPriority="0" w:semiHidden="0" w:name="Title"/>
     <w:lsdException w:unhideWhenUsed="0" w:uiPriority="0" w:semiHidden="0" w:name="Closing"/>
     <w:lsdException w:unhideWhenUsed="0" w:uiPriority="0" w:semiHidden="0" w:name="Signature"/>
-    <w:lsdException w:unhideWhenUsed="0" w:uiPriority="0" w:name="Default Paragraph Font"/>
+    <w:lsdException w:qFormat="1" w:unhideWhenUsed="0" w:uiPriority="0" w:name="Default Paragraph Font"/>
     <w:lsdException w:unhideWhenUsed="0" w:uiPriority="0" w:semiHidden="0" w:name="Body Text"/>
     <w:lsdException w:unhideWhenUsed="0" w:uiPriority="0" w:semiHidden="0" w:name="Body Text Indent"/>
     <w:lsdException w:unhideWhenUsed="0" w:uiPriority="0" w:semiHidden="0" w:name="List Continue"/>
@@ -2660,6 +3196,7 @@
   <w:style w:type="character" w:default="1" w:styleId="8">
     <w:name w:val="Default Paragraph Font"/>
     <w:semiHidden/>
+    <w:qFormat/>
     <w:uiPriority w:val="0"/>
   </w:style>
   <w:style w:type="table" w:default="1" w:styleId="9">
@@ -2691,6 +3228,7 @@
     <w:link w:val="18"/>
     <w:semiHidden/>
     <w:unhideWhenUsed/>
+    <w:qFormat/>
     <w:uiPriority w:val="99"/>
     <w:pPr>
       <w:spacing w:after="0" w:line="240" w:lineRule="auto"/>
